--- a/rus/docx/59.content.docx
+++ b/rus/docx/59.content.docx
@@ -19,7 +19,7 @@
         <w:rPr>
           <w:lang w:val="ru_RU" w:bidi="ru_RU"/>
         </w:rPr>
-        <w:t>Resource: Заметки к учебнику - Вступления к книгам (Тиндейл)</w:t>
+        <w:t>Resource: Tyndale Open Study Notes</w:t>
       </w:r>
       <w:r>
         <w:rPr>
@@ -112,7 +112,7 @@
         <w:rPr>
           <w:lang w:val="ru_RU" w:bidi="ru_RU"/>
         </w:rPr>
-        <w:t>Заметки к учебнику - Вступления к книгам (Тиндейл)</w:t>
+        <w:t>Tyndale Open Study Notes</w:t>
       </w:r>
     </w:p>
     <w:p>

--- a/rus/docx/59.content.docx
+++ b/rus/docx/59.content.docx
@@ -19,7 +19,7 @@
         <w:rPr>
           <w:lang w:val="ru_RU" w:bidi="ru_RU"/>
         </w:rPr>
-        <w:t>Resource: Tyndale Open Study Notes</w:t>
+        <w:t>Resource: Aquifer Open Study Notes (Book Intros)</w:t>
       </w:r>
       <w:r>
         <w:rPr>
@@ -112,7 +112,7 @@
         <w:rPr>
           <w:lang w:val="ru_RU" w:bidi="ru_RU"/>
         </w:rPr>
-        <w:t>Tyndale Open Study Notes</w:t>
+        <w:t>Aquifer Open Study Notes (Book Intros)</w:t>
       </w:r>
     </w:p>
     <w:p>

--- a/rus/docx/59.content.docx
+++ b/rus/docx/59.content.docx
@@ -258,180 +258,120 @@
         </w:rPr>
         <w:t>Вскоре после воскресения Христа Иаков, брат Иисуса, стал признанным лидером Иерусалимской церкви. Иаков писал уверовавшим иудеям (</w:t>
       </w:r>
-      <w:hyperlink r:id="rId13">
-        <w:r>
-          <w:rPr>
-            <w:lang w:val="ru_RU" w:bidi="ru_RU"/>
-          </w:rPr>
-          <w:rPr>
-            <w:color w:val="0000EE"/>
-            <w:u w:val="single"/>
-          </w:rPr>
-          <w:t>Иак.1:1</w:t>
-        </w:r>
-      </w:hyperlink>
+      <w:r>
+        <w:rPr>
+          <w:lang w:val="ru_RU" w:bidi="ru_RU"/>
+        </w:rPr>
+        <w:t>Иак.1:1</w:t>
+      </w:r>
       <w:r>
         <w:rPr>
           <w:lang w:val="ru_RU" w:bidi="ru_RU"/>
         </w:rPr>
         <w:t>), которые покинули Иерусалим из-за гонений, начавшихся с побивания Стефана камнями (</w:t>
       </w:r>
-      <w:hyperlink r:id="rId14">
-        <w:r>
-          <w:rPr>
-            <w:lang w:val="ru_RU" w:bidi="ru_RU"/>
-          </w:rPr>
-          <w:rPr>
-            <w:color w:val="0000EE"/>
-            <w:u w:val="single"/>
-          </w:rPr>
-          <w:t>Деян.8:1</w:t>
-        </w:r>
-      </w:hyperlink>
+      <w:r>
+        <w:rPr>
+          <w:lang w:val="ru_RU" w:bidi="ru_RU"/>
+        </w:rPr>
+        <w:t>Деян.8:1</w:t>
+      </w:r>
       <w:r>
         <w:rPr>
           <w:lang w:val="ru_RU" w:bidi="ru_RU"/>
         </w:rPr>
         <w:t xml:space="preserve">; </w:t>
       </w:r>
-      <w:hyperlink r:id="rId15">
-        <w:r>
-          <w:rPr>
-            <w:lang w:val="ru_RU" w:bidi="ru_RU"/>
-          </w:rPr>
-          <w:rPr>
-            <w:color w:val="0000EE"/>
-            <w:u w:val="single"/>
-          </w:rPr>
-          <w:t>11:19</w:t>
-        </w:r>
-      </w:hyperlink>
+      <w:r>
+        <w:rPr>
+          <w:lang w:val="ru_RU" w:bidi="ru_RU"/>
+        </w:rPr>
+        <w:t>11:19</w:t>
+      </w:r>
       <w:r>
         <w:rPr>
           <w:lang w:val="ru_RU" w:bidi="ru_RU"/>
         </w:rPr>
         <w:t>). Адресаты Иакова жили среди евреев, которые когда-то оказались «в рассеянии» (</w:t>
       </w:r>
-      <w:hyperlink r:id="rId13">
-        <w:r>
-          <w:rPr>
-            <w:lang w:val="ru_RU" w:bidi="ru_RU"/>
-          </w:rPr>
-          <w:rPr>
-            <w:color w:val="0000EE"/>
-            <w:u w:val="single"/>
-          </w:rPr>
-          <w:t>Иак.1:1</w:t>
-        </w:r>
-      </w:hyperlink>
+      <w:r>
+        <w:rPr>
+          <w:lang w:val="ru_RU" w:bidi="ru_RU"/>
+        </w:rPr>
+        <w:t>Иак.1:1</w:t>
+      </w:r>
       <w:r>
         <w:rPr>
           <w:lang w:val="ru_RU" w:bidi="ru_RU"/>
         </w:rPr>
         <w:t xml:space="preserve">; см. </w:t>
       </w:r>
-      <w:hyperlink r:id="rId16">
-        <w:r>
-          <w:rPr>
-            <w:lang w:val="ru_RU" w:bidi="ru_RU"/>
-          </w:rPr>
-          <w:rPr>
-            <w:color w:val="0000EE"/>
-            <w:u w:val="single"/>
-          </w:rPr>
-          <w:t>Ин.7:35</w:t>
-        </w:r>
-      </w:hyperlink>
+      <w:r>
+        <w:rPr>
+          <w:lang w:val="ru_RU" w:bidi="ru_RU"/>
+        </w:rPr>
+        <w:t>Ин.7:35</w:t>
+      </w:r>
       <w:r>
         <w:rPr>
           <w:lang w:val="ru_RU" w:bidi="ru_RU"/>
         </w:rPr>
         <w:t>). Рассеяние (или диаспора) берёт своё начало в 722–721 гг. до н.э., когда жители Израиля (Северного Царства) были уведены ассирийцами в плен, то есть переселены (рассеяны) на территории Ассирийской империи, и в 586 г. до н.э., когда вавилоняне увели в плен жителей Иудеи (Южного Царства) и поселили (рассеяли) их на территориях Вавилонской империи. Позднее в это рассеяние (то есть в еврейскую диаспору) вошло множество евреев, которые путешествовавали по Греческой и Римской империям (</w:t>
       </w:r>
-      <w:hyperlink r:id="rId17">
-        <w:r>
-          <w:rPr>
-            <w:lang w:val="ru_RU" w:bidi="ru_RU"/>
-          </w:rPr>
-          <w:rPr>
-            <w:color w:val="0000EE"/>
-            <w:u w:val="single"/>
-          </w:rPr>
-          <w:t>Иак.4:13</w:t>
-        </w:r>
-      </w:hyperlink>
+      <w:r>
+        <w:rPr>
+          <w:lang w:val="ru_RU" w:bidi="ru_RU"/>
+        </w:rPr>
+        <w:t>Иак.4:13</w:t>
+      </w:r>
       <w:r>
         <w:rPr>
           <w:lang w:val="ru_RU" w:bidi="ru_RU"/>
         </w:rPr>
         <w:t xml:space="preserve">; </w:t>
       </w:r>
-      <w:hyperlink r:id="rId18">
-        <w:r>
-          <w:rPr>
-            <w:lang w:val="ru_RU" w:bidi="ru_RU"/>
-          </w:rPr>
-          <w:rPr>
-            <w:color w:val="0000EE"/>
-            <w:u w:val="single"/>
-          </w:rPr>
-          <w:t>Деян.13:14</w:t>
-        </w:r>
-      </w:hyperlink>
+      <w:r>
+        <w:rPr>
+          <w:lang w:val="ru_RU" w:bidi="ru_RU"/>
+        </w:rPr>
+        <w:t>Деян.13:14</w:t>
+      </w:r>
       <w:r>
         <w:rPr>
           <w:lang w:val="ru_RU" w:bidi="ru_RU"/>
         </w:rPr>
         <w:t xml:space="preserve">; </w:t>
       </w:r>
-      <w:hyperlink r:id="rId19">
-        <w:r>
-          <w:rPr>
-            <w:lang w:val="ru_RU" w:bidi="ru_RU"/>
-          </w:rPr>
-          <w:rPr>
-            <w:color w:val="0000EE"/>
-            <w:u w:val="single"/>
-          </w:rPr>
-          <w:t>17:1</w:t>
-        </w:r>
-      </w:hyperlink>
+      <w:r>
+        <w:rPr>
+          <w:lang w:val="ru_RU" w:bidi="ru_RU"/>
+        </w:rPr>
+        <w:t>17:1</w:t>
+      </w:r>
       <w:r>
         <w:rPr>
           <w:lang w:val="ru_RU" w:bidi="ru_RU"/>
         </w:rPr>
         <w:t>). К середине первого века нашей эры еврейские общины были разбросаны (рассеяны) по всему греко-римскому миру. Иудейские верующие в рассеянии (в диаспоре) находились под давлением общества, которое угнетало их экономически (</w:t>
       </w:r>
-      <w:hyperlink r:id="rId20">
-        <w:r>
-          <w:rPr>
-            <w:lang w:val="ru_RU" w:bidi="ru_RU"/>
-          </w:rPr>
-          <w:rPr>
-            <w:color w:val="0000EE"/>
-            <w:u w:val="single"/>
-          </w:rPr>
-          <w:t>Иак.2:6</w:t>
-        </w:r>
-      </w:hyperlink>
+      <w:r>
+        <w:rPr>
+          <w:lang w:val="ru_RU" w:bidi="ru_RU"/>
+        </w:rPr>
+        <w:t>Иак.2:6</w:t>
+      </w:r>
       <w:r>
         <w:rPr>
           <w:lang w:val="ru_RU" w:bidi="ru_RU"/>
         </w:rPr>
         <w:t>) и преследовало за веру в Иисуса Христа (</w:t>
       </w:r>
-      <w:hyperlink r:id="rId21">
-        <w:r>
-          <w:rPr>
-            <w:lang w:val="ru_RU" w:bidi="ru_RU"/>
-          </w:rPr>
-          <w:rPr>
-            <w:color w:val="0000EE"/>
-            <w:u w:val="single"/>
-          </w:rPr>
-          <w:t>2:7</w:t>
-        </w:r>
-      </w:hyperlink>
+      <w:r>
+        <w:rPr>
+          <w:lang w:val="ru_RU" w:bidi="ru_RU"/>
+        </w:rPr>
+        <w:t>2:7</w:t>
+      </w:r>
       <w:r>
         <w:rPr>
           <w:lang w:val="ru_RU" w:bidi="ru_RU"/>
@@ -463,72 +403,48 @@
         </w:rPr>
         <w:t>Послание Иакова написано с пастырской точки зрения, и в нём больше, чем в какой-либо другой книге Нового Завета, уделяется внимание этике. Послание содержит наставления, основанные на Законе, который трактуется через жизнь и учение Иисуса (</w:t>
       </w:r>
-      <w:hyperlink r:id="rId22">
-        <w:r>
-          <w:rPr>
-            <w:lang w:val="ru_RU" w:bidi="ru_RU"/>
-          </w:rPr>
-          <w:rPr>
-            <w:color w:val="0000EE"/>
-            <w:u w:val="single"/>
-          </w:rPr>
-          <w:t>1:25</w:t>
-        </w:r>
-      </w:hyperlink>
+      <w:r>
+        <w:rPr>
+          <w:lang w:val="ru_RU" w:bidi="ru_RU"/>
+        </w:rPr>
+        <w:t>1:25</w:t>
+      </w:r>
       <w:r>
         <w:rPr>
           <w:lang w:val="ru_RU" w:bidi="ru_RU"/>
         </w:rPr>
         <w:t xml:space="preserve">; </w:t>
       </w:r>
-      <w:hyperlink r:id="rId23">
-        <w:r>
-          <w:rPr>
-            <w:lang w:val="ru_RU" w:bidi="ru_RU"/>
-          </w:rPr>
-          <w:rPr>
-            <w:color w:val="0000EE"/>
-            <w:u w:val="single"/>
-          </w:rPr>
-          <w:t>2:8</w:t>
-        </w:r>
-      </w:hyperlink>
+      <w:r>
+        <w:rPr>
+          <w:lang w:val="ru_RU" w:bidi="ru_RU"/>
+        </w:rPr>
+        <w:t>2:8</w:t>
+      </w:r>
       <w:r>
         <w:rPr>
           <w:lang w:val="ru_RU" w:bidi="ru_RU"/>
         </w:rPr>
         <w:t>). Иаков также отражает учение Иисуса, особенно ту его часть, что записана в «Нагорной проповеди» у Матфея (</w:t>
       </w:r>
-      <w:hyperlink r:id="rId24">
-        <w:r>
-          <w:rPr>
-            <w:lang w:val="ru_RU" w:bidi="ru_RU"/>
-          </w:rPr>
-          <w:rPr>
-            <w:color w:val="0000EE"/>
-            <w:u w:val="single"/>
-          </w:rPr>
-          <w:t>Мф.5–7</w:t>
-        </w:r>
-      </w:hyperlink>
+      <w:r>
+        <w:rPr>
+          <w:lang w:val="ru_RU" w:bidi="ru_RU"/>
+        </w:rPr>
+        <w:t>Мф.5–7</w:t>
+      </w:r>
       <w:r>
         <w:rPr>
           <w:lang w:val="ru_RU" w:bidi="ru_RU"/>
         </w:rPr>
         <w:t>) и в «Проповеди на равнине» у Луки (</w:t>
       </w:r>
-      <w:hyperlink r:id="rId25">
-        <w:r>
-          <w:rPr>
-            <w:lang w:val="ru_RU" w:bidi="ru_RU"/>
-          </w:rPr>
-          <w:rPr>
-            <w:color w:val="0000EE"/>
-            <w:u w:val="single"/>
-          </w:rPr>
-          <w:t>Лк.6:20–49</w:t>
-        </w:r>
-      </w:hyperlink>
+      <w:r>
+        <w:rPr>
+          <w:lang w:val="ru_RU" w:bidi="ru_RU"/>
+        </w:rPr>
+        <w:t>Лк.6:20–49</w:t>
+      </w:r>
       <w:r>
         <w:rPr>
           <w:lang w:val="ru_RU" w:bidi="ru_RU"/>
@@ -560,18 +476,12 @@
         </w:rPr>
         <w:t>Послание Иакова было написано одним из братьев Иисуса. Как и другие сыновья Иосифа и Марии (</w:t>
       </w:r>
-      <w:hyperlink r:id="rId26">
-        <w:r>
-          <w:rPr>
-            <w:lang w:val="ru_RU" w:bidi="ru_RU"/>
-          </w:rPr>
-          <w:rPr>
-            <w:color w:val="0000EE"/>
-            <w:u w:val="single"/>
-          </w:rPr>
-          <w:t>Мф.13:55</w:t>
-        </w:r>
-      </w:hyperlink>
+      <w:r>
+        <w:rPr>
+          <w:lang w:val="ru_RU" w:bidi="ru_RU"/>
+        </w:rPr>
+        <w:t>Мф.13:55</w:t>
+      </w:r>
       <w:r>
         <w:rPr>
           <w:lang w:val="ru_RU" w:bidi="ru_RU"/>
@@ -592,108 +502,72 @@
         </w:rPr>
         <w:t>Во время публичного служения Иисуса ни Иаков, ни другие братья и сёстры Иисуса не были Его последователями. Они даже пытались препятствовать Его служению и вернуть Его домой (</w:t>
       </w:r>
-      <w:hyperlink r:id="rId27">
-        <w:r>
-          <w:rPr>
-            <w:lang w:val="ru_RU" w:bidi="ru_RU"/>
-          </w:rPr>
-          <w:rPr>
-            <w:color w:val="0000EE"/>
-            <w:u w:val="single"/>
-          </w:rPr>
-          <w:t>Мк.3:20–21</w:t>
-        </w:r>
-      </w:hyperlink>
+      <w:r>
+        <w:rPr>
+          <w:lang w:val="ru_RU" w:bidi="ru_RU"/>
+        </w:rPr>
+        <w:t>Мк.3:20–21</w:t>
+      </w:r>
       <w:r>
         <w:rPr>
           <w:lang w:val="ru_RU" w:bidi="ru_RU"/>
         </w:rPr>
         <w:t xml:space="preserve">; ср. </w:t>
       </w:r>
-      <w:hyperlink r:id="rId28">
-        <w:r>
-          <w:rPr>
-            <w:lang w:val="ru_RU" w:bidi="ru_RU"/>
-          </w:rPr>
-          <w:rPr>
-            <w:color w:val="0000EE"/>
-            <w:u w:val="single"/>
-          </w:rPr>
-          <w:t>Ин.7:3–5</w:t>
-        </w:r>
-      </w:hyperlink>
+      <w:r>
+        <w:rPr>
+          <w:lang w:val="ru_RU" w:bidi="ru_RU"/>
+        </w:rPr>
+        <w:t>Ин.7:3–5</w:t>
+      </w:r>
       <w:r>
         <w:rPr>
           <w:lang w:val="ru_RU" w:bidi="ru_RU"/>
         </w:rPr>
         <w:t xml:space="preserve">). После воскресения Иисуса Иаков уверовал. Предположительно это случилось после того, как явление ему лично воскресшего Христа убедило Иакова, что Иисус — это Христос (см. </w:t>
       </w:r>
-      <w:hyperlink r:id="rId29">
-        <w:r>
-          <w:rPr>
-            <w:lang w:val="ru_RU" w:bidi="ru_RU"/>
-          </w:rPr>
-          <w:rPr>
-            <w:color w:val="0000EE"/>
-            <w:u w:val="single"/>
-          </w:rPr>
-          <w:t>1Кор.15:7</w:t>
-        </w:r>
-      </w:hyperlink>
+      <w:r>
+        <w:rPr>
+          <w:lang w:val="ru_RU" w:bidi="ru_RU"/>
+        </w:rPr>
+        <w:t>1Кор.15:7</w:t>
+      </w:r>
       <w:r>
         <w:rPr>
           <w:lang w:val="ru_RU" w:bidi="ru_RU"/>
         </w:rPr>
         <w:t>). В день Пятидесятницы, когда был дан Дух Святой, Иаков находился вместе с другими учениками в горнице (</w:t>
       </w:r>
-      <w:hyperlink r:id="rId30">
-        <w:r>
-          <w:rPr>
-            <w:lang w:val="ru_RU" w:bidi="ru_RU"/>
-          </w:rPr>
-          <w:rPr>
-            <w:color w:val="0000EE"/>
-            <w:u w:val="single"/>
-          </w:rPr>
-          <w:t>Деян.1:14</w:t>
-        </w:r>
-      </w:hyperlink>
+      <w:r>
+        <w:rPr>
+          <w:lang w:val="ru_RU" w:bidi="ru_RU"/>
+        </w:rPr>
+        <w:t>Деян.1:14</w:t>
+      </w:r>
       <w:r>
         <w:rPr>
           <w:lang w:val="ru_RU" w:bidi="ru_RU"/>
         </w:rPr>
         <w:t xml:space="preserve">; </w:t>
       </w:r>
-      <w:hyperlink r:id="rId31">
-        <w:r>
-          <w:rPr>
-            <w:lang w:val="ru_RU" w:bidi="ru_RU"/>
-          </w:rPr>
-          <w:rPr>
-            <w:color w:val="0000EE"/>
-            <w:u w:val="single"/>
-          </w:rPr>
-          <w:t>2:1–3</w:t>
-        </w:r>
-      </w:hyperlink>
+      <w:r>
+        <w:rPr>
+          <w:lang w:val="ru_RU" w:bidi="ru_RU"/>
+        </w:rPr>
+        <w:t>2:1–3</w:t>
+      </w:r>
       <w:r>
         <w:rPr>
           <w:lang w:val="ru_RU" w:bidi="ru_RU"/>
         </w:rPr>
         <w:t xml:space="preserve">). Позже Иаков стал одним из руководителей Иерусалимской церкви (см. </w:t>
       </w:r>
-      <w:hyperlink r:id="rId32">
-        <w:r>
-          <w:rPr>
-            <w:lang w:val="ru_RU" w:bidi="ru_RU"/>
-          </w:rPr>
-          <w:rPr>
-            <w:color w:val="0000EE"/>
-            <w:u w:val="single"/>
-          </w:rPr>
-          <w:t>Деян.15:13–22</w:t>
-        </w:r>
-      </w:hyperlink>
+      <w:r>
+        <w:rPr>
+          <w:lang w:val="ru_RU" w:bidi="ru_RU"/>
+        </w:rPr>
+        <w:t>Деян.15:13–22</w:t>
+      </w:r>
       <w:r>
         <w:rPr>
           <w:lang w:val="ru_RU" w:bidi="ru_RU"/>
@@ -725,18 +599,12 @@
         </w:rPr>
         <w:t xml:space="preserve">Послание Иакова, возможно, является самой ранней книгой Нового Завета, и было написано во время между гонениями при Ироде Агриппе (44 г. н.э., </w:t>
       </w:r>
-      <w:hyperlink r:id="rId33">
-        <w:r>
-          <w:rPr>
-            <w:lang w:val="ru_RU" w:bidi="ru_RU"/>
-          </w:rPr>
-          <w:rPr>
-            <w:color w:val="0000EE"/>
-            <w:u w:val="single"/>
-          </w:rPr>
-          <w:t>Деян.12:1–5</w:t>
-        </w:r>
-      </w:hyperlink>
+      <w:r>
+        <w:rPr>
+          <w:lang w:val="ru_RU" w:bidi="ru_RU"/>
+        </w:rPr>
+        <w:t>Деян.12:1–5</w:t>
+      </w:r>
       <w:r>
         <w:rPr>
           <w:lang w:val="ru_RU" w:bidi="ru_RU"/>
@@ -768,18 +636,12 @@
         </w:rPr>
         <w:t xml:space="preserve"> («собрание», </w:t>
       </w:r>
-      <w:hyperlink r:id="rId34">
-        <w:r>
-          <w:rPr>
-            <w:lang w:val="ru_RU" w:bidi="ru_RU"/>
-          </w:rPr>
-          <w:rPr>
-            <w:color w:val="0000EE"/>
-            <w:u w:val="single"/>
-          </w:rPr>
-          <w:t>Иак.2:2</w:t>
-        </w:r>
-      </w:hyperlink>
+      <w:r>
+        <w:rPr>
+          <w:lang w:val="ru_RU" w:bidi="ru_RU"/>
+        </w:rPr>
+        <w:t>Иак.2:2</w:t>
+      </w:r>
       <w:r>
         <w:rPr>
           <w:lang w:val="ru_RU" w:bidi="ru_RU"/>
@@ -799,18 +661,12 @@
         </w:rPr>
         <w:t xml:space="preserve"> (</w:t>
       </w:r>
-      <w:hyperlink r:id="rId35">
-        <w:r>
-          <w:rPr>
-            <w:lang w:val="ru_RU" w:bidi="ru_RU"/>
-          </w:rPr>
-          <w:rPr>
-            <w:color w:val="0000EE"/>
-            <w:u w:val="single"/>
-          </w:rPr>
-          <w:t>5:14</w:t>
-        </w:r>
-      </w:hyperlink>
+      <w:r>
+        <w:rPr>
+          <w:lang w:val="ru_RU" w:bidi="ru_RU"/>
+        </w:rPr>
+        <w:t>5:14</w:t>
+      </w:r>
       <w:r>
         <w:rPr>
           <w:lang w:val="ru_RU" w:bidi="ru_RU"/>
@@ -843,36 +699,24 @@
         </w:rPr>
         <w:t xml:space="preserve"> (</w:t>
       </w:r>
-      <w:hyperlink r:id="rId36">
-        <w:r>
-          <w:rPr>
-            <w:lang w:val="ru_RU" w:bidi="ru_RU"/>
-          </w:rPr>
-          <w:rPr>
-            <w:color w:val="0000EE"/>
-            <w:u w:val="single"/>
-          </w:rPr>
-          <w:t>1:23</w:t>
-        </w:r>
-      </w:hyperlink>
+      <w:r>
+        <w:rPr>
+          <w:lang w:val="ru_RU" w:bidi="ru_RU"/>
+        </w:rPr>
+        <w:t>1:23</w:t>
+      </w:r>
       <w:r>
         <w:rPr>
           <w:lang w:val="ru_RU" w:bidi="ru_RU"/>
         </w:rPr>
         <w:t xml:space="preserve">, </w:t>
       </w:r>
-      <w:hyperlink r:id="rId22">
-        <w:r>
-          <w:rPr>
-            <w:lang w:val="ru_RU" w:bidi="ru_RU"/>
-          </w:rPr>
-          <w:rPr>
-            <w:color w:val="0000EE"/>
-            <w:u w:val="single"/>
-          </w:rPr>
-          <w:t>25</w:t>
-        </w:r>
-      </w:hyperlink>
+      <w:r>
+        <w:rPr>
+          <w:lang w:val="ru_RU" w:bidi="ru_RU"/>
+        </w:rPr>
+        <w:t>25</w:t>
+      </w:r>
       <w:r>
         <w:rPr>
           <w:lang w:val="ru_RU" w:bidi="ru_RU"/>
@@ -893,198 +737,132 @@
         </w:rPr>
         <w:t>То, что Книга Деяний и Послание к Галатам говорят о местонахождении Иакова (</w:t>
       </w:r>
-      <w:hyperlink r:id="rId32">
-        <w:r>
-          <w:rPr>
-            <w:lang w:val="ru_RU" w:bidi="ru_RU"/>
-          </w:rPr>
-          <w:rPr>
-            <w:color w:val="0000EE"/>
-            <w:u w:val="single"/>
-          </w:rPr>
-          <w:t>Деян.15:13–22</w:t>
-        </w:r>
-      </w:hyperlink>
+      <w:r>
+        <w:rPr>
+          <w:lang w:val="ru_RU" w:bidi="ru_RU"/>
+        </w:rPr>
+        <w:t>Деян.15:13–22</w:t>
+      </w:r>
       <w:r>
         <w:rPr>
           <w:lang w:val="ru_RU" w:bidi="ru_RU"/>
         </w:rPr>
         <w:t xml:space="preserve">; </w:t>
       </w:r>
-      <w:hyperlink r:id="rId37">
-        <w:r>
-          <w:rPr>
-            <w:lang w:val="ru_RU" w:bidi="ru_RU"/>
-          </w:rPr>
-          <w:rPr>
-            <w:color w:val="0000EE"/>
-            <w:u w:val="single"/>
-          </w:rPr>
-          <w:t>21:18</w:t>
-        </w:r>
-      </w:hyperlink>
+      <w:r>
+        <w:rPr>
+          <w:lang w:val="ru_RU" w:bidi="ru_RU"/>
+        </w:rPr>
+        <w:t>21:18</w:t>
+      </w:r>
       <w:r>
         <w:rPr>
           <w:lang w:val="ru_RU" w:bidi="ru_RU"/>
         </w:rPr>
         <w:t xml:space="preserve">; </w:t>
       </w:r>
-      <w:hyperlink r:id="rId38">
-        <w:r>
-          <w:rPr>
-            <w:lang w:val="ru_RU" w:bidi="ru_RU"/>
-          </w:rPr>
-          <w:rPr>
-            <w:color w:val="0000EE"/>
-            <w:u w:val="single"/>
-          </w:rPr>
-          <w:t>Гал.1:18–19</w:t>
-        </w:r>
-      </w:hyperlink>
+      <w:r>
+        <w:rPr>
+          <w:lang w:val="ru_RU" w:bidi="ru_RU"/>
+        </w:rPr>
+        <w:t>Гал.1:18–19</w:t>
+      </w:r>
       <w:r>
         <w:rPr>
           <w:lang w:val="ru_RU" w:bidi="ru_RU"/>
         </w:rPr>
         <w:t xml:space="preserve">; </w:t>
       </w:r>
-      <w:hyperlink r:id="rId39">
-        <w:r>
-          <w:rPr>
-            <w:lang w:val="ru_RU" w:bidi="ru_RU"/>
-          </w:rPr>
-          <w:rPr>
-            <w:color w:val="0000EE"/>
-            <w:u w:val="single"/>
-          </w:rPr>
-          <w:t>2:9</w:t>
-        </w:r>
-      </w:hyperlink>
+      <w:r>
+        <w:rPr>
+          <w:lang w:val="ru_RU" w:bidi="ru_RU"/>
+        </w:rPr>
+        <w:t>2:9</w:t>
+      </w:r>
       <w:r>
         <w:rPr>
           <w:lang w:val="ru_RU" w:bidi="ru_RU"/>
         </w:rPr>
         <w:t xml:space="preserve">, </w:t>
       </w:r>
-      <w:hyperlink r:id="rId40">
-        <w:r>
-          <w:rPr>
-            <w:lang w:val="ru_RU" w:bidi="ru_RU"/>
-          </w:rPr>
-          <w:rPr>
-            <w:color w:val="0000EE"/>
-            <w:u w:val="single"/>
-          </w:rPr>
-          <w:t>12</w:t>
-        </w:r>
-      </w:hyperlink>
+      <w:r>
+        <w:rPr>
+          <w:lang w:val="ru_RU" w:bidi="ru_RU"/>
+        </w:rPr>
+        <w:t>12</w:t>
+      </w:r>
       <w:r>
         <w:rPr>
           <w:lang w:val="ru_RU" w:bidi="ru_RU"/>
         </w:rPr>
         <w:t>), позволяет заключить, что Послание было написано из Иерусалима. Послание содержит образы, отсылающие к реалиям Палестины: палящий зной (</w:t>
       </w:r>
-      <w:hyperlink r:id="rId41">
-        <w:r>
-          <w:rPr>
-            <w:lang w:val="ru_RU" w:bidi="ru_RU"/>
-          </w:rPr>
-          <w:rPr>
-            <w:color w:val="0000EE"/>
-            <w:u w:val="single"/>
-          </w:rPr>
-          <w:t>1:11</w:t>
-        </w:r>
-      </w:hyperlink>
+      <w:r>
+        <w:rPr>
+          <w:lang w:val="ru_RU" w:bidi="ru_RU"/>
+        </w:rPr>
+        <w:t>1:11</w:t>
+      </w:r>
       <w:r>
         <w:rPr>
           <w:lang w:val="ru_RU" w:bidi="ru_RU"/>
         </w:rPr>
         <w:t>), источники горькой воды (</w:t>
       </w:r>
-      <w:hyperlink r:id="rId42">
-        <w:r>
-          <w:rPr>
-            <w:lang w:val="ru_RU" w:bidi="ru_RU"/>
-          </w:rPr>
-          <w:rPr>
-            <w:color w:val="0000EE"/>
-            <w:u w:val="single"/>
-          </w:rPr>
-          <w:t>3:11–12</w:t>
-        </w:r>
-      </w:hyperlink>
+      <w:r>
+        <w:rPr>
+          <w:lang w:val="ru_RU" w:bidi="ru_RU"/>
+        </w:rPr>
+        <w:t>3:11–12</w:t>
+      </w:r>
       <w:r>
         <w:rPr>
           <w:lang w:val="ru_RU" w:bidi="ru_RU"/>
         </w:rPr>
         <w:t>), выращивание смокв, маслин и винограда (</w:t>
       </w:r>
-      <w:hyperlink r:id="rId43">
-        <w:r>
-          <w:rPr>
-            <w:lang w:val="ru_RU" w:bidi="ru_RU"/>
-          </w:rPr>
-          <w:rPr>
-            <w:color w:val="0000EE"/>
-            <w:u w:val="single"/>
-          </w:rPr>
-          <w:t>3:12</w:t>
-        </w:r>
-      </w:hyperlink>
+      <w:r>
+        <w:rPr>
+          <w:lang w:val="ru_RU" w:bidi="ru_RU"/>
+        </w:rPr>
+        <w:t>3:12</w:t>
+      </w:r>
       <w:r>
         <w:rPr>
           <w:lang w:val="ru_RU" w:bidi="ru_RU"/>
         </w:rPr>
         <w:t>), море (</w:t>
       </w:r>
-      <w:hyperlink r:id="rId44">
-        <w:r>
-          <w:rPr>
-            <w:lang w:val="ru_RU" w:bidi="ru_RU"/>
-          </w:rPr>
-          <w:rPr>
-            <w:color w:val="0000EE"/>
-            <w:u w:val="single"/>
-          </w:rPr>
-          <w:t>1:6</w:t>
-        </w:r>
-      </w:hyperlink>
+      <w:r>
+        <w:rPr>
+          <w:lang w:val="ru_RU" w:bidi="ru_RU"/>
+        </w:rPr>
+        <w:t>1:6</w:t>
+      </w:r>
       <w:r>
         <w:rPr>
           <w:lang w:val="ru_RU" w:bidi="ru_RU"/>
         </w:rPr>
         <w:t xml:space="preserve">; </w:t>
       </w:r>
-      <w:hyperlink r:id="rId45">
-        <w:r>
-          <w:rPr>
-            <w:lang w:val="ru_RU" w:bidi="ru_RU"/>
-          </w:rPr>
-          <w:rPr>
-            <w:color w:val="0000EE"/>
-            <w:u w:val="single"/>
-          </w:rPr>
-          <w:t>3:4</w:t>
-        </w:r>
-      </w:hyperlink>
+      <w:r>
+        <w:rPr>
+          <w:lang w:val="ru_RU" w:bidi="ru_RU"/>
+        </w:rPr>
+        <w:t>3:4</w:t>
+      </w:r>
       <w:r>
         <w:rPr>
           <w:lang w:val="ru_RU" w:bidi="ru_RU"/>
         </w:rPr>
         <w:t>); ранние и поздние дожди (</w:t>
       </w:r>
-      <w:hyperlink r:id="rId46">
-        <w:r>
-          <w:rPr>
-            <w:lang w:val="ru_RU" w:bidi="ru_RU"/>
-          </w:rPr>
-          <w:rPr>
-            <w:color w:val="0000EE"/>
-            <w:u w:val="single"/>
-          </w:rPr>
-          <w:t>5:7</w:t>
-        </w:r>
-      </w:hyperlink>
+      <w:r>
+        <w:rPr>
+          <w:lang w:val="ru_RU" w:bidi="ru_RU"/>
+        </w:rPr>
+        <w:t>5:7</w:t>
+      </w:r>
       <w:r>
         <w:rPr>
           <w:lang w:val="ru_RU" w:bidi="ru_RU"/>
@@ -1128,18 +906,12 @@
         </w:rPr>
         <w:t xml:space="preserve"> общепринятом греческом языке, на котором говорил в то время весь греко-римский мир. Этот факт отражает эллинистическое влияние на Галилею и Палестину, а также инкультурацию еврейских читателей в диаспоре. Иаков грамотно пишет, обладает широким словарным запасом и изящным чувством ритма и звучания слов. В тексте есть явные отсылки к греческому переводу Ветхого Завета (напр., </w:t>
       </w:r>
-      <w:hyperlink r:id="rId47">
-        <w:r>
-          <w:rPr>
-            <w:lang w:val="ru_RU" w:bidi="ru_RU"/>
-          </w:rPr>
-          <w:rPr>
-            <w:color w:val="0000EE"/>
-            <w:u w:val="single"/>
-          </w:rPr>
-          <w:t>4:6</w:t>
-        </w:r>
-      </w:hyperlink>
+      <w:r>
+        <w:rPr>
+          <w:lang w:val="ru_RU" w:bidi="ru_RU"/>
+        </w:rPr>
+        <w:t>4:6</w:t>
+      </w:r>
       <w:r>
         <w:rPr>
           <w:lang w:val="ru_RU" w:bidi="ru_RU"/>
@@ -1160,306 +932,204 @@
         </w:rPr>
         <w:t>Иаков использует множество ораторских приёмов: братские призывы (</w:t>
       </w:r>
-      <w:hyperlink r:id="rId48">
-        <w:r>
-          <w:rPr>
-            <w:lang w:val="ru_RU" w:bidi="ru_RU"/>
-          </w:rPr>
-          <w:rPr>
-            <w:color w:val="0000EE"/>
-            <w:u w:val="single"/>
-          </w:rPr>
-          <w:t>1:2</w:t>
-        </w:r>
-      </w:hyperlink>
+      <w:r>
+        <w:rPr>
+          <w:lang w:val="ru_RU" w:bidi="ru_RU"/>
+        </w:rPr>
+        <w:t>1:2</w:t>
+      </w:r>
       <w:r>
         <w:rPr>
           <w:lang w:val="ru_RU" w:bidi="ru_RU"/>
         </w:rPr>
         <w:t xml:space="preserve">; </w:t>
       </w:r>
-      <w:hyperlink r:id="rId49">
-        <w:r>
-          <w:rPr>
-            <w:lang w:val="ru_RU" w:bidi="ru_RU"/>
-          </w:rPr>
-          <w:rPr>
-            <w:color w:val="0000EE"/>
-            <w:u w:val="single"/>
-          </w:rPr>
-          <w:t>2:1</w:t>
-        </w:r>
-      </w:hyperlink>
+      <w:r>
+        <w:rPr>
+          <w:lang w:val="ru_RU" w:bidi="ru_RU"/>
+        </w:rPr>
+        <w:t>2:1</w:t>
+      </w:r>
       <w:r>
         <w:rPr>
           <w:lang w:val="ru_RU" w:bidi="ru_RU"/>
         </w:rPr>
         <w:t xml:space="preserve">; </w:t>
       </w:r>
-      <w:hyperlink r:id="rId50">
-        <w:r>
-          <w:rPr>
-            <w:lang w:val="ru_RU" w:bidi="ru_RU"/>
-          </w:rPr>
-          <w:rPr>
-            <w:color w:val="0000EE"/>
-            <w:u w:val="single"/>
-          </w:rPr>
-          <w:t>3:1</w:t>
-        </w:r>
-      </w:hyperlink>
+      <w:r>
+        <w:rPr>
+          <w:lang w:val="ru_RU" w:bidi="ru_RU"/>
+        </w:rPr>
+        <w:t>3:1</w:t>
+      </w:r>
       <w:r>
         <w:rPr>
           <w:lang w:val="ru_RU" w:bidi="ru_RU"/>
         </w:rPr>
         <w:t xml:space="preserve">; </w:t>
       </w:r>
-      <w:hyperlink r:id="rId51">
-        <w:r>
-          <w:rPr>
-            <w:lang w:val="ru_RU" w:bidi="ru_RU"/>
-          </w:rPr>
-          <w:rPr>
-            <w:color w:val="0000EE"/>
-            <w:u w:val="single"/>
-          </w:rPr>
-          <w:t>4:11</w:t>
-        </w:r>
-      </w:hyperlink>
+      <w:r>
+        <w:rPr>
+          <w:lang w:val="ru_RU" w:bidi="ru_RU"/>
+        </w:rPr>
+        <w:t>4:11</w:t>
+      </w:r>
       <w:r>
         <w:rPr>
           <w:lang w:val="ru_RU" w:bidi="ru_RU"/>
         </w:rPr>
         <w:t>), риторические вопросы (</w:t>
       </w:r>
-      <w:hyperlink r:id="rId52">
-        <w:r>
-          <w:rPr>
-            <w:lang w:val="ru_RU" w:bidi="ru_RU"/>
-          </w:rPr>
-          <w:rPr>
-            <w:color w:val="0000EE"/>
-            <w:u w:val="single"/>
-          </w:rPr>
-          <w:t>2:5</w:t>
-        </w:r>
-      </w:hyperlink>
+      <w:r>
+        <w:rPr>
+          <w:lang w:val="ru_RU" w:bidi="ru_RU"/>
+        </w:rPr>
+        <w:t>2:5</w:t>
+      </w:r>
       <w:r>
         <w:rPr>
           <w:lang w:val="ru_RU" w:bidi="ru_RU"/>
         </w:rPr>
         <w:t xml:space="preserve">; </w:t>
       </w:r>
-      <w:hyperlink r:id="rId42">
-        <w:r>
-          <w:rPr>
-            <w:lang w:val="ru_RU" w:bidi="ru_RU"/>
-          </w:rPr>
-          <w:rPr>
-            <w:color w:val="0000EE"/>
-            <w:u w:val="single"/>
-          </w:rPr>
-          <w:t>3:11–12</w:t>
-        </w:r>
-      </w:hyperlink>
+      <w:r>
+        <w:rPr>
+          <w:lang w:val="ru_RU" w:bidi="ru_RU"/>
+        </w:rPr>
+        <w:t>3:11–12</w:t>
+      </w:r>
       <w:r>
         <w:rPr>
           <w:lang w:val="ru_RU" w:bidi="ru_RU"/>
         </w:rPr>
         <w:t xml:space="preserve">; </w:t>
       </w:r>
-      <w:hyperlink r:id="rId53">
-        <w:r>
-          <w:rPr>
-            <w:lang w:val="ru_RU" w:bidi="ru_RU"/>
-          </w:rPr>
-          <w:rPr>
-            <w:color w:val="0000EE"/>
-            <w:u w:val="single"/>
-          </w:rPr>
-          <w:t>4:1</w:t>
-        </w:r>
-      </w:hyperlink>
+      <w:r>
+        <w:rPr>
+          <w:lang w:val="ru_RU" w:bidi="ru_RU"/>
+        </w:rPr>
+        <w:t>4:1</w:t>
+      </w:r>
       <w:r>
         <w:rPr>
           <w:lang w:val="ru_RU" w:bidi="ru_RU"/>
         </w:rPr>
         <w:t>), настоятельные увещевания (</w:t>
       </w:r>
-      <w:hyperlink r:id="rId54">
-        <w:r>
-          <w:rPr>
-            <w:lang w:val="ru_RU" w:bidi="ru_RU"/>
-          </w:rPr>
-          <w:rPr>
-            <w:color w:val="0000EE"/>
-            <w:u w:val="single"/>
-          </w:rPr>
-          <w:t>1:16</w:t>
-        </w:r>
-      </w:hyperlink>
+      <w:r>
+        <w:rPr>
+          <w:lang w:val="ru_RU" w:bidi="ru_RU"/>
+        </w:rPr>
+        <w:t>1:16</w:t>
+      </w:r>
       <w:r>
         <w:rPr>
           <w:lang w:val="ru_RU" w:bidi="ru_RU"/>
         </w:rPr>
         <w:t xml:space="preserve">; </w:t>
       </w:r>
-      <w:hyperlink r:id="rId50">
-        <w:r>
-          <w:rPr>
-            <w:lang w:val="ru_RU" w:bidi="ru_RU"/>
-          </w:rPr>
-          <w:rPr>
-            <w:color w:val="0000EE"/>
-            <w:u w:val="single"/>
-          </w:rPr>
-          <w:t>3:1</w:t>
-        </w:r>
-      </w:hyperlink>
+      <w:r>
+        <w:rPr>
+          <w:lang w:val="ru_RU" w:bidi="ru_RU"/>
+        </w:rPr>
+        <w:t>3:1</w:t>
+      </w:r>
       <w:r>
         <w:rPr>
           <w:lang w:val="ru_RU" w:bidi="ru_RU"/>
         </w:rPr>
         <w:t xml:space="preserve">; </w:t>
       </w:r>
-      <w:hyperlink r:id="rId55">
-        <w:r>
-          <w:rPr>
-            <w:lang w:val="ru_RU" w:bidi="ru_RU"/>
-          </w:rPr>
-          <w:rPr>
-            <w:color w:val="0000EE"/>
-            <w:u w:val="single"/>
-          </w:rPr>
-          <w:t>5:16</w:t>
-        </w:r>
-      </w:hyperlink>
+      <w:r>
+        <w:rPr>
+          <w:lang w:val="ru_RU" w:bidi="ru_RU"/>
+        </w:rPr>
+        <w:t>5:16</w:t>
+      </w:r>
       <w:r>
         <w:rPr>
           <w:lang w:val="ru_RU" w:bidi="ru_RU"/>
         </w:rPr>
         <w:t>), метафоры и иллюстрации (</w:t>
       </w:r>
-      <w:hyperlink r:id="rId56">
-        <w:r>
-          <w:rPr>
-            <w:lang w:val="ru_RU" w:bidi="ru_RU"/>
-          </w:rPr>
-          <w:rPr>
-            <w:color w:val="0000EE"/>
-            <w:u w:val="single"/>
-          </w:rPr>
-          <w:t>2:26</w:t>
-        </w:r>
-      </w:hyperlink>
+      <w:r>
+        <w:rPr>
+          <w:lang w:val="ru_RU" w:bidi="ru_RU"/>
+        </w:rPr>
+        <w:t>2:26</w:t>
+      </w:r>
       <w:r>
         <w:rPr>
           <w:lang w:val="ru_RU" w:bidi="ru_RU"/>
         </w:rPr>
         <w:t xml:space="preserve">; </w:t>
       </w:r>
-      <w:hyperlink r:id="rId57">
-        <w:r>
-          <w:rPr>
-            <w:lang w:val="ru_RU" w:bidi="ru_RU"/>
-          </w:rPr>
-          <w:rPr>
-            <w:color w:val="0000EE"/>
-            <w:u w:val="single"/>
-          </w:rPr>
-          <w:t>3:3–5</w:t>
-        </w:r>
-      </w:hyperlink>
+      <w:r>
+        <w:rPr>
+          <w:lang w:val="ru_RU" w:bidi="ru_RU"/>
+        </w:rPr>
+        <w:t>3:3–5</w:t>
+      </w:r>
       <w:r>
         <w:rPr>
           <w:lang w:val="ru_RU" w:bidi="ru_RU"/>
         </w:rPr>
         <w:t xml:space="preserve">; </w:t>
       </w:r>
-      <w:hyperlink r:id="rId58">
-        <w:r>
-          <w:rPr>
-            <w:lang w:val="ru_RU" w:bidi="ru_RU"/>
-          </w:rPr>
-          <w:rPr>
-            <w:color w:val="0000EE"/>
-            <w:u w:val="single"/>
-          </w:rPr>
-          <w:t>4:14</w:t>
-        </w:r>
-      </w:hyperlink>
+      <w:r>
+        <w:rPr>
+          <w:lang w:val="ru_RU" w:bidi="ru_RU"/>
+        </w:rPr>
+        <w:t>4:14</w:t>
+      </w:r>
       <w:r>
         <w:rPr>
           <w:lang w:val="ru_RU" w:bidi="ru_RU"/>
         </w:rPr>
         <w:t>), а также афоризмы, которые подводят итог смысловым разделам Послания (</w:t>
       </w:r>
-      <w:hyperlink r:id="rId59">
-        <w:r>
-          <w:rPr>
-            <w:lang w:val="ru_RU" w:bidi="ru_RU"/>
-          </w:rPr>
-          <w:rPr>
-            <w:color w:val="0000EE"/>
-            <w:u w:val="single"/>
-          </w:rPr>
-          <w:t>2:13</w:t>
-        </w:r>
-      </w:hyperlink>
+      <w:r>
+        <w:rPr>
+          <w:lang w:val="ru_RU" w:bidi="ru_RU"/>
+        </w:rPr>
+        <w:t>2:13</w:t>
+      </w:r>
       <w:r>
         <w:rPr>
           <w:lang w:val="ru_RU" w:bidi="ru_RU"/>
         </w:rPr>
         <w:t>,</w:t>
       </w:r>
-      <w:hyperlink r:id="rId60">
-        <w:r>
-          <w:rPr>
-            <w:lang w:val="ru_RU" w:bidi="ru_RU"/>
-          </w:rPr>
-          <w:rPr>
-            <w:color w:val="0000EE"/>
-            <w:u w:val="single"/>
-          </w:rPr>
-          <w:t>17</w:t>
-        </w:r>
-      </w:hyperlink>
+      <w:r>
+        <w:rPr>
+          <w:lang w:val="ru_RU" w:bidi="ru_RU"/>
+        </w:rPr>
+        <w:t>17</w:t>
+      </w:r>
       <w:r>
         <w:rPr>
           <w:lang w:val="ru_RU" w:bidi="ru_RU"/>
         </w:rPr>
         <w:t xml:space="preserve">; </w:t>
       </w:r>
-      <w:hyperlink r:id="rId61">
-        <w:r>
-          <w:rPr>
-            <w:lang w:val="ru_RU" w:bidi="ru_RU"/>
-          </w:rPr>
-          <w:rPr>
-            <w:color w:val="0000EE"/>
-            <w:u w:val="single"/>
-          </w:rPr>
-          <w:t>3:18</w:t>
-        </w:r>
-      </w:hyperlink>
+      <w:r>
+        <w:rPr>
+          <w:lang w:val="ru_RU" w:bidi="ru_RU"/>
+        </w:rPr>
+        <w:t>3:18</w:t>
+      </w:r>
       <w:r>
         <w:rPr>
           <w:lang w:val="ru_RU" w:bidi="ru_RU"/>
         </w:rPr>
         <w:t xml:space="preserve">; </w:t>
       </w:r>
-      <w:hyperlink r:id="rId62">
-        <w:r>
-          <w:rPr>
-            <w:lang w:val="ru_RU" w:bidi="ru_RU"/>
-          </w:rPr>
-          <w:rPr>
-            <w:color w:val="0000EE"/>
-            <w:u w:val="single"/>
-          </w:rPr>
-          <w:t>4:17</w:t>
-        </w:r>
-      </w:hyperlink>
+      <w:r>
+        <w:rPr>
+          <w:lang w:val="ru_RU" w:bidi="ru_RU"/>
+        </w:rPr>
+        <w:t>4:17</w:t>
+      </w:r>
       <w:r>
         <w:rPr>
           <w:lang w:val="ru_RU" w:bidi="ru_RU"/>
@@ -1491,144 +1161,96 @@
         </w:rPr>
         <w:t>В первую очередь Иаков заботится о том, чтобы его читатели сохраняли неколебимую веру и верность Богу (</w:t>
       </w:r>
-      <w:hyperlink r:id="rId44">
-        <w:r>
-          <w:rPr>
-            <w:lang w:val="ru_RU" w:bidi="ru_RU"/>
-          </w:rPr>
-          <w:rPr>
-            <w:color w:val="0000EE"/>
-            <w:u w:val="single"/>
-          </w:rPr>
-          <w:t>Иак.1:6</w:t>
-        </w:r>
-      </w:hyperlink>
+      <w:r>
+        <w:rPr>
+          <w:lang w:val="ru_RU" w:bidi="ru_RU"/>
+        </w:rPr>
+        <w:t>Иак.1:6</w:t>
+      </w:r>
       <w:r>
         <w:rPr>
           <w:lang w:val="ru_RU" w:bidi="ru_RU"/>
         </w:rPr>
         <w:t>). Иаков рекомендует проявлять терпение (</w:t>
       </w:r>
-      <w:hyperlink r:id="rId63">
-        <w:r>
-          <w:rPr>
-            <w:lang w:val="ru_RU" w:bidi="ru_RU"/>
-          </w:rPr>
-          <w:rPr>
-            <w:color w:val="0000EE"/>
-            <w:u w:val="single"/>
-          </w:rPr>
-          <w:t>1:3</w:t>
-        </w:r>
-      </w:hyperlink>
+      <w:r>
+        <w:rPr>
+          <w:lang w:val="ru_RU" w:bidi="ru_RU"/>
+        </w:rPr>
+        <w:t>1:3</w:t>
+      </w:r>
       <w:r>
         <w:rPr>
           <w:lang w:val="ru_RU" w:bidi="ru_RU"/>
         </w:rPr>
         <w:t>), подчиняться Богу (</w:t>
       </w:r>
-      <w:hyperlink r:id="rId64">
-        <w:r>
-          <w:rPr>
-            <w:lang w:val="ru_RU" w:bidi="ru_RU"/>
-          </w:rPr>
-          <w:rPr>
-            <w:color w:val="0000EE"/>
-            <w:u w:val="single"/>
-          </w:rPr>
-          <w:t>4:7</w:t>
-        </w:r>
-      </w:hyperlink>
+      <w:r>
+        <w:rPr>
+          <w:lang w:val="ru_RU" w:bidi="ru_RU"/>
+        </w:rPr>
+        <w:t>4:7</w:t>
+      </w:r>
       <w:r>
         <w:rPr>
           <w:lang w:val="ru_RU" w:bidi="ru_RU"/>
         </w:rPr>
         <w:t>) и участвовать в служениях церкви (</w:t>
       </w:r>
-      <w:hyperlink r:id="rId65">
-        <w:r>
-          <w:rPr>
-            <w:lang w:val="ru_RU" w:bidi="ru_RU"/>
-          </w:rPr>
-          <w:rPr>
-            <w:color w:val="0000EE"/>
-            <w:u w:val="single"/>
-          </w:rPr>
-          <w:t>5:13–20</w:t>
-        </w:r>
-      </w:hyperlink>
+      <w:r>
+        <w:rPr>
+          <w:lang w:val="ru_RU" w:bidi="ru_RU"/>
+        </w:rPr>
+        <w:t>5:13–20</w:t>
+      </w:r>
       <w:r>
         <w:rPr>
           <w:lang w:val="ru_RU" w:bidi="ru_RU"/>
         </w:rPr>
         <w:t>). Исполнение этих советов приведёт к совершенству (</w:t>
       </w:r>
-      <w:hyperlink r:id="rId66">
-        <w:r>
-          <w:rPr>
-            <w:lang w:val="ru_RU" w:bidi="ru_RU"/>
-          </w:rPr>
-          <w:rPr>
-            <w:color w:val="0000EE"/>
-            <w:u w:val="single"/>
-          </w:rPr>
-          <w:t>1:4</w:t>
-        </w:r>
-      </w:hyperlink>
+      <w:r>
+        <w:rPr>
+          <w:lang w:val="ru_RU" w:bidi="ru_RU"/>
+        </w:rPr>
+        <w:t>1:4</w:t>
+      </w:r>
       <w:r>
         <w:rPr>
           <w:lang w:val="ru_RU" w:bidi="ru_RU"/>
         </w:rPr>
         <w:t>), чести (</w:t>
       </w:r>
-      <w:hyperlink r:id="rId67">
-        <w:r>
-          <w:rPr>
-            <w:lang w:val="ru_RU" w:bidi="ru_RU"/>
-          </w:rPr>
-          <w:rPr>
-            <w:color w:val="0000EE"/>
-            <w:u w:val="single"/>
-          </w:rPr>
-          <w:t>4:10</w:t>
-        </w:r>
-      </w:hyperlink>
+      <w:r>
+        <w:rPr>
+          <w:lang w:val="ru_RU" w:bidi="ru_RU"/>
+        </w:rPr>
+        <w:t>4:10</w:t>
+      </w:r>
       <w:r>
         <w:rPr>
           <w:lang w:val="ru_RU" w:bidi="ru_RU"/>
         </w:rPr>
         <w:t>) и славной жизни (</w:t>
       </w:r>
-      <w:hyperlink r:id="rId68">
-        <w:r>
-          <w:rPr>
-            <w:lang w:val="ru_RU" w:bidi="ru_RU"/>
-          </w:rPr>
-          <w:rPr>
-            <w:color w:val="0000EE"/>
-            <w:u w:val="single"/>
-          </w:rPr>
-          <w:t>1:12</w:t>
-        </w:r>
-      </w:hyperlink>
+      <w:r>
+        <w:rPr>
+          <w:lang w:val="ru_RU" w:bidi="ru_RU"/>
+        </w:rPr>
+        <w:t>1:12</w:t>
+      </w:r>
       <w:r>
         <w:rPr>
           <w:lang w:val="ru_RU" w:bidi="ru_RU"/>
         </w:rPr>
         <w:t>) во время пришествия Иисуса Христа (</w:t>
       </w:r>
-      <w:hyperlink r:id="rId69">
-        <w:r>
-          <w:rPr>
-            <w:lang w:val="ru_RU" w:bidi="ru_RU"/>
-          </w:rPr>
-          <w:rPr>
-            <w:color w:val="0000EE"/>
-            <w:u w:val="single"/>
-          </w:rPr>
-          <w:t>5:8</w:t>
-        </w:r>
-      </w:hyperlink>
+      <w:r>
+        <w:rPr>
+          <w:lang w:val="ru_RU" w:bidi="ru_RU"/>
+        </w:rPr>
+        <w:t>5:8</w:t>
+      </w:r>
       <w:r>
         <w:rPr>
           <w:lang w:val="ru_RU" w:bidi="ru_RU"/>
@@ -1649,90 +1271,60 @@
         </w:rPr>
         <w:t>Закон. Иаков сохранял должное уважение к Закону Моисея и иудейским традициям, например, к обрядам очищения после исполнения обетов (</w:t>
       </w:r>
-      <w:hyperlink r:id="rId70">
-        <w:r>
-          <w:rPr>
-            <w:lang w:val="ru_RU" w:bidi="ru_RU"/>
-          </w:rPr>
-          <w:rPr>
-            <w:color w:val="0000EE"/>
-            <w:u w:val="single"/>
-          </w:rPr>
-          <w:t>Деян.21:18–25</w:t>
-        </w:r>
-      </w:hyperlink>
+      <w:r>
+        <w:rPr>
+          <w:lang w:val="ru_RU" w:bidi="ru_RU"/>
+        </w:rPr>
+        <w:t>Деян.21:18–25</w:t>
+      </w:r>
       <w:r>
         <w:rPr>
           <w:lang w:val="ru_RU" w:bidi="ru_RU"/>
         </w:rPr>
         <w:t>). Иаков также с пониманием отнёсся к миссии среди язычников, заключив, что язычники могут быть признаны христианами, не переходя сначала в иудаизм. При этом он сослался на завет Бога с Ноем (</w:t>
       </w:r>
-      <w:hyperlink r:id="rId71">
-        <w:r>
-          <w:rPr>
-            <w:lang w:val="ru_RU" w:bidi="ru_RU"/>
-          </w:rPr>
-          <w:rPr>
-            <w:color w:val="0000EE"/>
-            <w:u w:val="single"/>
-          </w:rPr>
-          <w:t>Деян.15:19–22</w:t>
-        </w:r>
-      </w:hyperlink>
+      <w:r>
+        <w:rPr>
+          <w:lang w:val="ru_RU" w:bidi="ru_RU"/>
+        </w:rPr>
+        <w:t>Деян.15:19–22</w:t>
+      </w:r>
       <w:r>
         <w:rPr>
           <w:lang w:val="ru_RU" w:bidi="ru_RU"/>
         </w:rPr>
         <w:t xml:space="preserve">; см. </w:t>
       </w:r>
-      <w:hyperlink r:id="rId72">
-        <w:r>
-          <w:rPr>
-            <w:lang w:val="ru_RU" w:bidi="ru_RU"/>
-          </w:rPr>
-          <w:rPr>
-            <w:color w:val="0000EE"/>
-            <w:u w:val="single"/>
-          </w:rPr>
-          <w:t>Быт. 9:1–17</w:t>
-        </w:r>
-      </w:hyperlink>
+      <w:r>
+        <w:rPr>
+          <w:lang w:val="ru_RU" w:bidi="ru_RU"/>
+        </w:rPr>
+        <w:t>Быт. 9:1–17</w:t>
+      </w:r>
       <w:r>
         <w:rPr>
           <w:lang w:val="ru_RU" w:bidi="ru_RU"/>
         </w:rPr>
         <w:t>). В своём Послании Иаков поддерживает Закон (</w:t>
       </w:r>
-      <w:hyperlink r:id="rId22">
-        <w:r>
-          <w:rPr>
-            <w:lang w:val="ru_RU" w:bidi="ru_RU"/>
-          </w:rPr>
-          <w:rPr>
-            <w:color w:val="0000EE"/>
-            <w:u w:val="single"/>
-          </w:rPr>
-          <w:t>Иак.1:25</w:t>
-        </w:r>
-      </w:hyperlink>
+      <w:r>
+        <w:rPr>
+          <w:lang w:val="ru_RU" w:bidi="ru_RU"/>
+        </w:rPr>
+        <w:t>Иак.1:25</w:t>
+      </w:r>
       <w:r>
         <w:rPr>
           <w:lang w:val="ru_RU" w:bidi="ru_RU"/>
         </w:rPr>
         <w:t>) и одновременно намекает на его переосмысление через Иисуса Христа (</w:t>
       </w:r>
-      <w:hyperlink r:id="rId73">
-        <w:r>
-          <w:rPr>
-            <w:lang w:val="ru_RU" w:bidi="ru_RU"/>
-          </w:rPr>
-          <w:rPr>
-            <w:color w:val="0000EE"/>
-            <w:u w:val="single"/>
-          </w:rPr>
-          <w:t>2:8–11</w:t>
-        </w:r>
-      </w:hyperlink>
+      <w:r>
+        <w:rPr>
+          <w:lang w:val="ru_RU" w:bidi="ru_RU"/>
+        </w:rPr>
+        <w:t>2:8–11</w:t>
+      </w:r>
       <w:r>
         <w:rPr>
           <w:lang w:val="ru_RU" w:bidi="ru_RU"/>
@@ -1753,144 +1345,96 @@
         </w:rPr>
         <w:t xml:space="preserve">Иудейские черты. Иаков использует символы иудаизма без особой критики и использует отличительные черты иудаизма (важнейших маркеры иудаизма), не давая им нового осмысления (ср. </w:t>
       </w:r>
-      <w:hyperlink r:id="rId74">
-        <w:r>
-          <w:rPr>
-            <w:lang w:val="ru_RU" w:bidi="ru_RU"/>
-          </w:rPr>
-          <w:rPr>
-            <w:color w:val="0000EE"/>
-            <w:u w:val="single"/>
-          </w:rPr>
-          <w:t>Рим.2:29</w:t>
-        </w:r>
-      </w:hyperlink>
+      <w:r>
+        <w:rPr>
+          <w:lang w:val="ru_RU" w:bidi="ru_RU"/>
+        </w:rPr>
+        <w:t>Рим.2:29</w:t>
+      </w:r>
       <w:r>
         <w:rPr>
           <w:lang w:val="ru_RU" w:bidi="ru_RU"/>
         </w:rPr>
         <w:t>). Иаков обращается к читателям как к «двенадцати коленам» (</w:t>
       </w:r>
-      <w:hyperlink r:id="rId13">
-        <w:r>
-          <w:rPr>
-            <w:lang w:val="ru_RU" w:bidi="ru_RU"/>
-          </w:rPr>
-          <w:rPr>
-            <w:color w:val="0000EE"/>
-            <w:u w:val="single"/>
-          </w:rPr>
-          <w:t>1:1</w:t>
-        </w:r>
-      </w:hyperlink>
+      <w:r>
+        <w:rPr>
+          <w:lang w:val="ru_RU" w:bidi="ru_RU"/>
+        </w:rPr>
+        <w:t>1:1</w:t>
+      </w:r>
       <w:r>
         <w:rPr>
           <w:lang w:val="ru_RU" w:bidi="ru_RU"/>
         </w:rPr>
         <w:t>) и называет их церковное собрание синагогой (</w:t>
       </w:r>
-      <w:hyperlink r:id="rId34">
-        <w:r>
-          <w:rPr>
-            <w:lang w:val="ru_RU" w:bidi="ru_RU"/>
-          </w:rPr>
-          <w:rPr>
-            <w:color w:val="0000EE"/>
-            <w:u w:val="single"/>
-          </w:rPr>
-          <w:t>2:2</w:t>
-        </w:r>
-      </w:hyperlink>
+      <w:r>
+        <w:rPr>
+          <w:lang w:val="ru_RU" w:bidi="ru_RU"/>
+        </w:rPr>
+        <w:t>2:2</w:t>
+      </w:r>
       <w:r>
         <w:rPr>
           <w:lang w:val="ru_RU" w:bidi="ru_RU"/>
         </w:rPr>
         <w:t>) с пресвитерами (</w:t>
       </w:r>
-      <w:hyperlink r:id="rId35">
-        <w:r>
-          <w:rPr>
-            <w:lang w:val="ru_RU" w:bidi="ru_RU"/>
-          </w:rPr>
-          <w:rPr>
-            <w:color w:val="0000EE"/>
-            <w:u w:val="single"/>
-          </w:rPr>
-          <w:t>5:14</w:t>
-        </w:r>
-      </w:hyperlink>
+      <w:r>
+        <w:rPr>
+          <w:lang w:val="ru_RU" w:bidi="ru_RU"/>
+        </w:rPr>
+        <w:t>5:14</w:t>
+      </w:r>
       <w:r>
         <w:rPr>
           <w:lang w:val="ru_RU" w:bidi="ru_RU"/>
         </w:rPr>
         <w:t>) и учителями (</w:t>
       </w:r>
-      <w:hyperlink r:id="rId50">
-        <w:r>
-          <w:rPr>
-            <w:lang w:val="ru_RU" w:bidi="ru_RU"/>
-          </w:rPr>
-          <w:rPr>
-            <w:color w:val="0000EE"/>
-            <w:u w:val="single"/>
-          </w:rPr>
-          <w:t>3:1</w:t>
-        </w:r>
-      </w:hyperlink>
+      <w:r>
+        <w:rPr>
+          <w:lang w:val="ru_RU" w:bidi="ru_RU"/>
+        </w:rPr>
+        <w:t>3:1</w:t>
+      </w:r>
       <w:r>
         <w:rPr>
           <w:lang w:val="ru_RU" w:bidi="ru_RU"/>
         </w:rPr>
         <w:t>). Он неоднократно ссылается на Закон Моисея (</w:t>
       </w:r>
-      <w:hyperlink r:id="rId22">
-        <w:r>
-          <w:rPr>
-            <w:lang w:val="ru_RU" w:bidi="ru_RU"/>
-          </w:rPr>
-          <w:rPr>
-            <w:color w:val="0000EE"/>
-            <w:u w:val="single"/>
-          </w:rPr>
-          <w:t>1:25</w:t>
-        </w:r>
-      </w:hyperlink>
+      <w:r>
+        <w:rPr>
+          <w:lang w:val="ru_RU" w:bidi="ru_RU"/>
+        </w:rPr>
+        <w:t>1:25</w:t>
+      </w:r>
       <w:r>
         <w:rPr>
           <w:lang w:val="ru_RU" w:bidi="ru_RU"/>
         </w:rPr>
         <w:t xml:space="preserve">; </w:t>
       </w:r>
-      <w:hyperlink r:id="rId75">
-        <w:r>
-          <w:rPr>
-            <w:lang w:val="ru_RU" w:bidi="ru_RU"/>
-          </w:rPr>
-          <w:rPr>
-            <w:color w:val="0000EE"/>
-            <w:u w:val="single"/>
-          </w:rPr>
-          <w:t>2:8–12</w:t>
-        </w:r>
-      </w:hyperlink>
+      <w:r>
+        <w:rPr>
+          <w:lang w:val="ru_RU" w:bidi="ru_RU"/>
+        </w:rPr>
+        <w:t>2:8–12</w:t>
+      </w:r>
       <w:r>
         <w:rPr>
           <w:lang w:val="ru_RU" w:bidi="ru_RU"/>
         </w:rPr>
         <w:t xml:space="preserve">; </w:t>
       </w:r>
-      <w:hyperlink r:id="rId51">
-        <w:r>
-          <w:rPr>
-            <w:lang w:val="ru_RU" w:bidi="ru_RU"/>
-          </w:rPr>
-          <w:rPr>
-            <w:color w:val="0000EE"/>
-            <w:u w:val="single"/>
-          </w:rPr>
-          <w:t>4:11</w:t>
-        </w:r>
-      </w:hyperlink>
+      <w:r>
+        <w:rPr>
+          <w:lang w:val="ru_RU" w:bidi="ru_RU"/>
+        </w:rPr>
+        <w:t>4:11</w:t>
+      </w:r>
       <w:r>
         <w:rPr>
           <w:lang w:val="ru_RU" w:bidi="ru_RU"/>
@@ -1910,36 +1454,24 @@
         </w:rPr>
         <w:t xml:space="preserve">, </w:t>
       </w:r>
-      <w:hyperlink r:id="rId76">
-        <w:r>
-          <w:rPr>
-            <w:lang w:val="ru_RU" w:bidi="ru_RU"/>
-          </w:rPr>
-          <w:rPr>
-            <w:color w:val="0000EE"/>
-            <w:u w:val="single"/>
-          </w:rPr>
-          <w:t>2:19</w:t>
-        </w:r>
-      </w:hyperlink>
+      <w:r>
+        <w:rPr>
+          <w:lang w:val="ru_RU" w:bidi="ru_RU"/>
+        </w:rPr>
+        <w:t>2:19</w:t>
+      </w:r>
       <w:r>
         <w:rPr>
           <w:lang w:val="ru_RU" w:bidi="ru_RU"/>
         </w:rPr>
         <w:t>) и называет Бога «Господом Саваофом» (</w:t>
       </w:r>
-      <w:hyperlink r:id="rId77">
-        <w:r>
-          <w:rPr>
-            <w:lang w:val="ru_RU" w:bidi="ru_RU"/>
-          </w:rPr>
-          <w:rPr>
-            <w:color w:val="0000EE"/>
-            <w:u w:val="single"/>
-          </w:rPr>
-          <w:t>5:4</w:t>
-        </w:r>
-      </w:hyperlink>
+      <w:r>
+        <w:rPr>
+          <w:lang w:val="ru_RU" w:bidi="ru_RU"/>
+        </w:rPr>
+        <w:t>5:4</w:t>
+      </w:r>
       <w:r>
         <w:rPr>
           <w:lang w:val="ru_RU" w:bidi="ru_RU"/>
@@ -1958,180 +1490,120 @@
         </w:rPr>
         <w:t>Завете. Иаков также использует литературные элементы ветхозаветной литературы мудрости (</w:t>
       </w:r>
-      <w:hyperlink r:id="rId78">
-        <w:r>
-          <w:rPr>
-            <w:lang w:val="ru_RU" w:bidi="ru_RU"/>
-          </w:rPr>
-          <w:rPr>
-            <w:color w:val="0000EE"/>
-            <w:u w:val="single"/>
-          </w:rPr>
-          <w:t>1:5</w:t>
-        </w:r>
-      </w:hyperlink>
+      <w:r>
+        <w:rPr>
+          <w:lang w:val="ru_RU" w:bidi="ru_RU"/>
+        </w:rPr>
+        <w:t>1:5</w:t>
+      </w:r>
       <w:r>
         <w:rPr>
           <w:lang w:val="ru_RU" w:bidi="ru_RU"/>
         </w:rPr>
         <w:t xml:space="preserve">; </w:t>
       </w:r>
-      <w:hyperlink r:id="rId79">
-        <w:r>
-          <w:rPr>
-            <w:lang w:val="ru_RU" w:bidi="ru_RU"/>
-          </w:rPr>
-          <w:rPr>
-            <w:color w:val="0000EE"/>
-            <w:u w:val="single"/>
-          </w:rPr>
-          <w:t>3:13</w:t>
-        </w:r>
-      </w:hyperlink>
+      <w:r>
+        <w:rPr>
+          <w:lang w:val="ru_RU" w:bidi="ru_RU"/>
+        </w:rPr>
+        <w:t>3:13</w:t>
+      </w:r>
       <w:r>
         <w:rPr>
           <w:lang w:val="ru_RU" w:bidi="ru_RU"/>
         </w:rPr>
         <w:t>,</w:t>
       </w:r>
-      <w:hyperlink r:id="rId80">
-        <w:r>
-          <w:rPr>
-            <w:lang w:val="ru_RU" w:bidi="ru_RU"/>
-          </w:rPr>
-          <w:rPr>
-            <w:color w:val="0000EE"/>
-            <w:u w:val="single"/>
-          </w:rPr>
-          <w:t>17</w:t>
-        </w:r>
-      </w:hyperlink>
+      <w:r>
+        <w:rPr>
+          <w:lang w:val="ru_RU" w:bidi="ru_RU"/>
+        </w:rPr>
+        <w:t>17</w:t>
+      </w:r>
       <w:r>
         <w:rPr>
           <w:lang w:val="ru_RU" w:bidi="ru_RU"/>
         </w:rPr>
         <w:t>) и пророческих наставлений (</w:t>
       </w:r>
-      <w:hyperlink r:id="rId17">
-        <w:r>
-          <w:rPr>
-            <w:lang w:val="ru_RU" w:bidi="ru_RU"/>
-          </w:rPr>
-          <w:rPr>
-            <w:color w:val="0000EE"/>
-            <w:u w:val="single"/>
-          </w:rPr>
-          <w:t>4:13</w:t>
-        </w:r>
-      </w:hyperlink>
+      <w:r>
+        <w:rPr>
+          <w:lang w:val="ru_RU" w:bidi="ru_RU"/>
+        </w:rPr>
+        <w:t>4:13</w:t>
+      </w:r>
       <w:r>
         <w:rPr>
           <w:lang w:val="ru_RU" w:bidi="ru_RU"/>
         </w:rPr>
         <w:t xml:space="preserve">; </w:t>
       </w:r>
-      <w:hyperlink r:id="rId81">
-        <w:r>
-          <w:rPr>
-            <w:lang w:val="ru_RU" w:bidi="ru_RU"/>
-          </w:rPr>
-          <w:rPr>
-            <w:color w:val="0000EE"/>
-            <w:u w:val="single"/>
-          </w:rPr>
-          <w:t>5:1</w:t>
-        </w:r>
-      </w:hyperlink>
+      <w:r>
+        <w:rPr>
+          <w:lang w:val="ru_RU" w:bidi="ru_RU"/>
+        </w:rPr>
+        <w:t>5:1</w:t>
+      </w:r>
       <w:r>
         <w:rPr>
           <w:lang w:val="ru_RU" w:bidi="ru_RU"/>
         </w:rPr>
         <w:t xml:space="preserve">) и приводит в пример израильских героев (Авраам </w:t>
       </w:r>
-      <w:hyperlink r:id="rId82">
-        <w:r>
-          <w:rPr>
-            <w:lang w:val="ru_RU" w:bidi="ru_RU"/>
-          </w:rPr>
-          <w:rPr>
-            <w:color w:val="0000EE"/>
-            <w:u w:val="single"/>
-          </w:rPr>
-          <w:t>2:21</w:t>
-        </w:r>
-      </w:hyperlink>
+      <w:r>
+        <w:rPr>
+          <w:lang w:val="ru_RU" w:bidi="ru_RU"/>
+        </w:rPr>
+        <w:t>2:21</w:t>
+      </w:r>
       <w:r>
         <w:rPr>
           <w:lang w:val="ru_RU" w:bidi="ru_RU"/>
         </w:rPr>
         <w:t>,</w:t>
       </w:r>
-      <w:hyperlink r:id="rId83">
-        <w:r>
-          <w:rPr>
-            <w:lang w:val="ru_RU" w:bidi="ru_RU"/>
-          </w:rPr>
-          <w:rPr>
-            <w:color w:val="0000EE"/>
-            <w:u w:val="single"/>
-          </w:rPr>
-          <w:t>23</w:t>
-        </w:r>
-      </w:hyperlink>
+      <w:r>
+        <w:rPr>
+          <w:lang w:val="ru_RU" w:bidi="ru_RU"/>
+        </w:rPr>
+        <w:t>23</w:t>
+      </w:r>
       <w:r>
         <w:rPr>
           <w:lang w:val="ru_RU" w:bidi="ru_RU"/>
         </w:rPr>
         <w:t xml:space="preserve">; Раав </w:t>
       </w:r>
-      <w:hyperlink r:id="rId84">
-        <w:r>
-          <w:rPr>
-            <w:lang w:val="ru_RU" w:bidi="ru_RU"/>
-          </w:rPr>
-          <w:rPr>
-            <w:color w:val="0000EE"/>
-            <w:u w:val="single"/>
-          </w:rPr>
-          <w:t>2:25</w:t>
-        </w:r>
-      </w:hyperlink>
+      <w:r>
+        <w:rPr>
+          <w:lang w:val="ru_RU" w:bidi="ru_RU"/>
+        </w:rPr>
+        <w:t>2:25</w:t>
+      </w:r>
       <w:r>
         <w:rPr>
           <w:lang w:val="ru_RU" w:bidi="ru_RU"/>
         </w:rPr>
         <w:t xml:space="preserve">; Иов </w:t>
       </w:r>
-      <w:hyperlink r:id="rId85">
-        <w:r>
-          <w:rPr>
-            <w:lang w:val="ru_RU" w:bidi="ru_RU"/>
-          </w:rPr>
-          <w:rPr>
-            <w:color w:val="0000EE"/>
-            <w:u w:val="single"/>
-          </w:rPr>
-          <w:t>5:11</w:t>
-        </w:r>
-      </w:hyperlink>
+      <w:r>
+        <w:rPr>
+          <w:lang w:val="ru_RU" w:bidi="ru_RU"/>
+        </w:rPr>
+        <w:t>5:11</w:t>
+      </w:r>
       <w:r>
         <w:rPr>
           <w:lang w:val="ru_RU" w:bidi="ru_RU"/>
         </w:rPr>
         <w:t xml:space="preserve">; Илия </w:t>
       </w:r>
-      <w:hyperlink r:id="rId86">
-        <w:r>
-          <w:rPr>
-            <w:lang w:val="ru_RU" w:bidi="ru_RU"/>
-          </w:rPr>
-          <w:rPr>
-            <w:color w:val="0000EE"/>
-            <w:u w:val="single"/>
-          </w:rPr>
-          <w:t>5:17</w:t>
-        </w:r>
-      </w:hyperlink>
+      <w:r>
+        <w:rPr>
+          <w:lang w:val="ru_RU" w:bidi="ru_RU"/>
+        </w:rPr>
+        <w:t>5:17</w:t>
+      </w:r>
       <w:r>
         <w:rPr>
           <w:lang w:val="ru_RU" w:bidi="ru_RU"/>
@@ -2152,162 +1624,108 @@
         </w:rPr>
         <w:t>Дела. Очевидные различия между Иаковом и Павлом в отношении «добрых дел» следует понимать в их разном историческом и богословском контексте. И Павел, и Иаков верили, что только Бог по Своей благодати может решить проблему человеческого греха. И Павел, и Иаков были убеждены, что человек должен верой ответить на предложение Бога спасти его. Но при этом они по-разному расставляли акценты. Павел, который часто противостоял уверовавшим иудеям, пытавшимся предъявлять к язычникам свои иудейские требования, подчёркивал, что дела Закона не приводят к спасению (</w:t>
       </w:r>
-      <w:hyperlink r:id="rId87">
-        <w:r>
-          <w:rPr>
-            <w:lang w:val="ru_RU" w:bidi="ru_RU"/>
-          </w:rPr>
-          <w:rPr>
-            <w:color w:val="0000EE"/>
-            <w:u w:val="single"/>
-          </w:rPr>
-          <w:t>Еф.2:8–9</w:t>
-        </w:r>
-      </w:hyperlink>
+      <w:r>
+        <w:rPr>
+          <w:lang w:val="ru_RU" w:bidi="ru_RU"/>
+        </w:rPr>
+        <w:t>Еф.2:8–9</w:t>
+      </w:r>
       <w:r>
         <w:rPr>
           <w:lang w:val="ru_RU" w:bidi="ru_RU"/>
         </w:rPr>
         <w:t>), а люди не могут стать праведными перед Богом, ни исполняя то, что предписывает Закон (</w:t>
       </w:r>
-      <w:hyperlink r:id="rId88">
-        <w:r>
-          <w:rPr>
-            <w:lang w:val="ru_RU" w:bidi="ru_RU"/>
-          </w:rPr>
-          <w:rPr>
-            <w:color w:val="0000EE"/>
-            <w:u w:val="single"/>
-          </w:rPr>
-          <w:t>Рим.3:20</w:t>
-        </w:r>
-      </w:hyperlink>
+      <w:r>
+        <w:rPr>
+          <w:lang w:val="ru_RU" w:bidi="ru_RU"/>
+        </w:rPr>
+        <w:t>Рим.3:20</w:t>
+      </w:r>
       <w:r>
         <w:rPr>
           <w:lang w:val="ru_RU" w:bidi="ru_RU"/>
         </w:rPr>
         <w:t>,</w:t>
       </w:r>
-      <w:hyperlink r:id="rId89">
-        <w:r>
-          <w:rPr>
-            <w:lang w:val="ru_RU" w:bidi="ru_RU"/>
-          </w:rPr>
-          <w:rPr>
-            <w:color w:val="0000EE"/>
-            <w:u w:val="single"/>
-          </w:rPr>
-          <w:t>28</w:t>
-        </w:r>
-      </w:hyperlink>
+      <w:r>
+        <w:rPr>
+          <w:lang w:val="ru_RU" w:bidi="ru_RU"/>
+        </w:rPr>
+        <w:t>28</w:t>
+      </w:r>
       <w:r>
         <w:rPr>
           <w:lang w:val="ru_RU" w:bidi="ru_RU"/>
         </w:rPr>
         <w:t xml:space="preserve">; </w:t>
       </w:r>
-      <w:hyperlink r:id="rId90">
-        <w:r>
-          <w:rPr>
-            <w:lang w:val="ru_RU" w:bidi="ru_RU"/>
-          </w:rPr>
-          <w:rPr>
-            <w:color w:val="0000EE"/>
-            <w:u w:val="single"/>
-          </w:rPr>
-          <w:t>Гал.2:16</w:t>
-        </w:r>
-      </w:hyperlink>
+      <w:r>
+        <w:rPr>
+          <w:lang w:val="ru_RU" w:bidi="ru_RU"/>
+        </w:rPr>
+        <w:t>Гал.2:16</w:t>
+      </w:r>
       <w:r>
         <w:rPr>
           <w:lang w:val="ru_RU" w:bidi="ru_RU"/>
         </w:rPr>
         <w:t>), ни благодаря каким б это ни было действиям вообще (</w:t>
       </w:r>
-      <w:hyperlink r:id="rId91">
-        <w:r>
-          <w:rPr>
-            <w:lang w:val="ru_RU" w:bidi="ru_RU"/>
-          </w:rPr>
-          <w:rPr>
-            <w:color w:val="0000EE"/>
-            <w:u w:val="single"/>
-          </w:rPr>
-          <w:t>Рим.4:3–5</w:t>
-        </w:r>
-      </w:hyperlink>
+      <w:r>
+        <w:rPr>
+          <w:lang w:val="ru_RU" w:bidi="ru_RU"/>
+        </w:rPr>
+        <w:t>Рим.4:3–5</w:t>
+      </w:r>
       <w:r>
         <w:rPr>
           <w:lang w:val="ru_RU" w:bidi="ru_RU"/>
         </w:rPr>
         <w:t>). Иаков же подчёркивал, что добрые дела являются доказательством подлинных отношений с Богом, основанных на вере. Истинная библейская вера всегда будет производить добрые дела, угодные Богу. Иаков показывает, что вера не может быть сведена к простому утверждению истины (</w:t>
       </w:r>
-      <w:hyperlink r:id="rId76">
-        <w:r>
-          <w:rPr>
-            <w:lang w:val="ru_RU" w:bidi="ru_RU"/>
-          </w:rPr>
-          <w:rPr>
-            <w:color w:val="0000EE"/>
-            <w:u w:val="single"/>
-          </w:rPr>
-          <w:t>2:19</w:t>
-        </w:r>
-      </w:hyperlink>
+      <w:r>
+        <w:rPr>
+          <w:lang w:val="ru_RU" w:bidi="ru_RU"/>
+        </w:rPr>
+        <w:t>2:19</w:t>
+      </w:r>
       <w:r>
         <w:rPr>
           <w:lang w:val="ru_RU" w:bidi="ru_RU"/>
         </w:rPr>
         <w:t>), а верность не допускает принадлежности одновременно и Богу, и миру (</w:t>
       </w:r>
-      <w:hyperlink r:id="rId92">
-        <w:r>
-          <w:rPr>
-            <w:lang w:val="ru_RU" w:bidi="ru_RU"/>
-          </w:rPr>
-          <w:rPr>
-            <w:color w:val="0000EE"/>
-            <w:u w:val="single"/>
-          </w:rPr>
-          <w:t>1:8</w:t>
-        </w:r>
-      </w:hyperlink>
+      <w:r>
+        <w:rPr>
+          <w:lang w:val="ru_RU" w:bidi="ru_RU"/>
+        </w:rPr>
+        <w:t>1:8</w:t>
+      </w:r>
       <w:r>
         <w:rPr>
           <w:lang w:val="ru_RU" w:bidi="ru_RU"/>
         </w:rPr>
         <w:t xml:space="preserve">; </w:t>
       </w:r>
-      <w:hyperlink r:id="rId93">
-        <w:r>
-          <w:rPr>
-            <w:lang w:val="ru_RU" w:bidi="ru_RU"/>
-          </w:rPr>
-          <w:rPr>
-            <w:color w:val="0000EE"/>
-            <w:u w:val="single"/>
-          </w:rPr>
-          <w:t>4:4</w:t>
-        </w:r>
-      </w:hyperlink>
+      <w:r>
+        <w:rPr>
+          <w:lang w:val="ru_RU" w:bidi="ru_RU"/>
+        </w:rPr>
+        <w:t>4:4</w:t>
+      </w:r>
       <w:r>
         <w:rPr>
           <w:lang w:val="ru_RU" w:bidi="ru_RU"/>
         </w:rPr>
         <w:t>,</w:t>
       </w:r>
-      <w:hyperlink r:id="rId64">
-        <w:r>
-          <w:rPr>
-            <w:lang w:val="ru_RU" w:bidi="ru_RU"/>
-          </w:rPr>
-          <w:rPr>
-            <w:color w:val="0000EE"/>
-            <w:u w:val="single"/>
-          </w:rPr>
-          <w:t>7</w:t>
-        </w:r>
-      </w:hyperlink>
+      <w:r>
+        <w:rPr>
+          <w:lang w:val="ru_RU" w:bidi="ru_RU"/>
+        </w:rPr>
+        <w:t>7</w:t>
+      </w:r>
       <w:r>
         <w:rPr>
           <w:lang w:val="ru_RU" w:bidi="ru_RU"/>
